--- a/gnn_plan/artifacts/Augrade Operating Doctrine Companion v2.docx
+++ b/gnn_plan/artifacts/Augrade Operating Doctrine Companion v2.docx
@@ -4565,7 +4565,7 @@
           <w:sz w:val="20"/>
           <w:szCs w:val="20"/>
         </w:rPr>
-        <w:t xml:space="preserve">Latest deck: Augrade GNN Strategy(2).pptx, 18 slides after the Quality loops insertion, especially slides 3, 9, 11, 13, 15, and 17.</w:t>
+        <w:t xml:space="preserve">Latest deck: Augrade GNN Strategy v2.pptx, 18 slides after the Quality loops insertion, especially slides 3, 9, 11, 13, 15, and 17.</w:t>
       </w:r>
     </w:p>
     <w:p>
